--- a/docs/Phase 7 Index Strategy Document.docx
+++ b/docs/Phase 7 Index Strategy Document.docx
@@ -14,24 +14,24 @@
     <w:p>
       <w:pPr>
         <w:jc w:val="center"/>
-        <w:rPr>
-          <w:rFonts w:hint="eastAsia"/>
-        </w:rPr>
       </w:pPr>
       <w:r>
         <w:rPr>
-          <w:b/>
+          <w:i/>
+          <w:sz w:val="20"/>
         </w:rPr>
         <w:t>Project: NordaTrade GmbH – Enterprise Sales Analytics System</w:t>
       </w:r>
       <w:r>
         <w:rPr>
-          <w:b/>
+          <w:i/>
+          <w:sz w:val="20"/>
         </w:rPr>
         <w:br/>
         <w:t>Role: Role 4 – Reporting &amp; Integration Engineer</w:t>
       </w:r>
     </w:p>
+    <w:p/>
     <w:p>
       <w:pPr>
         <w:pStyle w:val="Heading1"/>
@@ -41,78 +41,13 @@
       </w:r>
     </w:p>
     <w:p>
-      <w:pPr>
-        <w:rPr>
-          <w:rFonts w:hint="eastAsia"/>
-        </w:rPr>
-      </w:pPr>
       <w:r>
-        <w:t>This document gives a practical indexing strategy for the NordaTrade reporting system. The goal is to improve performance for the most important reporting queries and views without proposing more indexes than can be reasonably explained and defended.</w:t>
+        <w:t>This document outlines a practical indexing approach for the NordaTrade reporting system. The aim is to improve the main reporting paths without proposing more indexes than are necessary for this project.</w:t>
       </w:r>
     </w:p>
     <w:p>
-      <w:pPr>
-        <w:rPr>
-          <w:rFonts w:hint="eastAsia"/>
-        </w:rPr>
-      </w:pPr>
       <w:r>
-        <w:t>This strategy is based on the actual reporting workload of the project, especially:</w:t>
-      </w:r>
-    </w:p>
-    <w:p>
-      <w:pPr>
-        <w:pStyle w:val="ListBullet"/>
-        <w:rPr>
-          <w:rFonts w:hint="eastAsia"/>
-        </w:rPr>
-      </w:pPr>
-      <w:r>
-        <w:t>joins between orders and line items,</w:t>
-      </w:r>
-    </w:p>
-    <w:p>
-      <w:pPr>
-        <w:pStyle w:val="ListBullet"/>
-        <w:rPr>
-          <w:rFonts w:hint="eastAsia"/>
-        </w:rPr>
-      </w:pPr>
-      <w:r>
-        <w:t>customer and sales-rep reporting,</w:t>
-      </w:r>
-    </w:p>
-    <w:p>
-      <w:pPr>
-        <w:pStyle w:val="ListBullet"/>
-        <w:rPr>
-          <w:rFonts w:hint="eastAsia"/>
-        </w:rPr>
-      </w:pPr>
-      <w:r>
-        <w:t>return analysis,</w:t>
-      </w:r>
-    </w:p>
-    <w:p>
-      <w:pPr>
-        <w:pStyle w:val="ListBullet"/>
-        <w:rPr>
-          <w:rFonts w:hint="eastAsia"/>
-        </w:rPr>
-      </w:pPr>
-      <w:r>
-        <w:t>customer assignment history,</w:t>
-      </w:r>
-    </w:p>
-    <w:p>
-      <w:pPr>
-        <w:pStyle w:val="ListBullet"/>
-        <w:rPr>
-          <w:rFonts w:hint="eastAsia"/>
-        </w:rPr>
-      </w:pPr>
-      <w:r>
-        <w:t>date-based filtering for reporting periods.</w:t>
+        <w:t>The focus is on joins between orders and line items, customer and sales-rep reporting, returns linked back to sales, quota reporting by representative and period, and time-based filtering.</w:t>
       </w:r>
     </w:p>
     <w:p>
@@ -120,60 +55,17 @@
         <w:pStyle w:val="Heading1"/>
       </w:pPr>
       <w:r>
-        <w:t>2. Indexing Approach</w:t>
+        <w:t>2. Approach</w:t>
       </w:r>
     </w:p>
     <w:p>
-      <w:pPr>
-        <w:rPr>
-          <w:rFonts w:hint="eastAsia"/>
-        </w:rPr>
-      </w:pPr>
       <w:r>
-        <w:t>The main idea is simple:</w:t>
+        <w:t>The indexing approach is simple. Indexes should be added where the reporting layer repeatedly joins or filters large tables. The main attention goes to fact tables and to tables that store assignment history.</w:t>
       </w:r>
     </w:p>
     <w:p>
-      <w:pPr>
-        <w:pStyle w:val="ListBullet"/>
-        <w:rPr>
-          <w:rFonts w:hint="eastAsia"/>
-        </w:rPr>
-      </w:pPr>
       <w:r>
-        <w:t>add indexes where the reporting layer repeatedly joins or filters large tables,</w:t>
-      </w:r>
-    </w:p>
-    <w:p>
-      <w:pPr>
-        <w:pStyle w:val="ListBullet"/>
-        <w:rPr>
-          <w:rFonts w:hint="eastAsia"/>
-        </w:rPr>
-      </w:pPr>
-      <w:r>
-        <w:t>focus first on fact tables and assignment/history tables,</w:t>
-      </w:r>
-    </w:p>
-    <w:p>
-      <w:pPr>
-        <w:pStyle w:val="ListBullet"/>
-        <w:rPr>
-          <w:rFonts w:hint="eastAsia"/>
-        </w:rPr>
-      </w:pPr>
-      <w:r>
-        <w:t>avoid proposing too many indexes that have not been tested.</w:t>
-      </w:r>
-    </w:p>
-    <w:p>
-      <w:pPr>
-        <w:rPr>
-          <w:rFonts w:hint="eastAsia"/>
-        </w:rPr>
-      </w:pPr>
-      <w:r>
-        <w:t>This is a reporting-oriented index strategy, not a full database-administration strategy. The goal is to support the most important Phase 6 and Phase 7 workloads in a way that is realistic for this project.</w:t>
+        <w:t>This is a reporting-focused indexing strategy based on the current Phase 6 and Phase 7 workflow.</w:t>
       </w:r>
     </w:p>
     <w:p>
@@ -181,7 +73,7 @@
         <w:pStyle w:val="Heading1"/>
       </w:pPr>
       <w:r>
-        <w:t>3. Recommended Core Indexes</w:t>
+        <w:t>3. Core Index Recommendations</w:t>
       </w:r>
     </w:p>
     <w:p>
@@ -189,44 +81,25 @@
         <w:pStyle w:val="Heading2"/>
       </w:pPr>
       <w:r>
-        <w:t>3.1 fact_order_line_items (order_id)</w:t>
+        <w:t>fact_order_line_items (order_id)</w:t>
       </w:r>
     </w:p>
     <w:p>
-      <w:pPr>
-        <w:rPr>
-          <w:rFonts w:hint="eastAsia"/>
-        </w:rPr>
-      </w:pPr>
+      <w:r>
+        <w:t>Supports the join from sales orders to line items, which is one of the main reporting paths in the system.</w:t>
+      </w:r>
+    </w:p>
+    <w:p>
       <w:r>
         <w:rPr>
           <w:b/>
         </w:rPr>
-        <w:t xml:space="preserve">Why this index is recommended </w:t>
-      </w:r>
-      <w:r>
-        <w:t>This supports the join from sales orders to line items, which is one of the most common and important paths in the reporting layer.</w:t>
-      </w:r>
-    </w:p>
-    <w:p>
-      <w:pPr>
-        <w:rPr>
-          <w:rFonts w:hint="eastAsia"/>
-        </w:rPr>
-      </w:pPr>
-      <w:r>
-        <w:rPr>
-          <w:b/>
-        </w:rPr>
-        <w:t xml:space="preserve">Where it helps </w:t>
+        <w:t>Helps with:</w:t>
       </w:r>
     </w:p>
     <w:p>
       <w:pPr>
         <w:pStyle w:val="ListBullet"/>
-        <w:rPr>
-          <w:rFonts w:hint="eastAsia"/>
-        </w:rPr>
       </w:pPr>
       <w:r>
         <w:t>Full Order Summary</w:t>
@@ -235,9 +108,6 @@
     <w:p>
       <w:pPr>
         <w:pStyle w:val="ListBullet"/>
-        <w:rPr>
-          <w:rFonts w:hint="eastAsia"/>
-        </w:rPr>
       </w:pPr>
       <w:r>
         <w:t>vw_base_sales_order_line</w:t>
@@ -246,28 +116,91 @@
     <w:p>
       <w:pPr>
         <w:pStyle w:val="ListBullet"/>
-        <w:rPr>
-          <w:rFonts w:hint="eastAsia"/>
-        </w:rPr>
       </w:pPr>
       <w:r>
-        <w:t>product and revenue reporting built from order-line detail</w:t>
+        <w:t>Product and revenue reporting built from order-line detail</w:t>
       </w:r>
     </w:p>
     <w:p>
       <w:pPr>
-        <w:rPr>
-          <w:rFonts w:hint="eastAsia"/>
-        </w:rPr>
+        <w:pStyle w:val="Heading2"/>
       </w:pPr>
+      <w:r>
+        <w:t>fact_sales_orders (customer_id, order_date_id)</w:t>
+      </w:r>
+    </w:p>
+    <w:p>
+      <w:r>
+        <w:t>Supports customer-based reporting and customer order history.</w:t>
+      </w:r>
+    </w:p>
+    <w:p>
       <w:r>
         <w:rPr>
           <w:b/>
         </w:rPr>
-        <w:t xml:space="preserve">Why it is safe to defend </w:t>
+        <w:t>Helps with:</w:t>
       </w:r>
+    </w:p>
+    <w:p>
+      <w:pPr>
+        <w:pStyle w:val="ListBullet"/>
+      </w:pPr>
       <w:r>
-        <w:t>The Full Order Summary execution plan already showed that the order-to-line path is important and that fact_order_line_items is a major cost area.</w:t>
+        <w:t>vw_sum_customer_metrics</w:t>
+      </w:r>
+    </w:p>
+    <w:p>
+      <w:pPr>
+        <w:pStyle w:val="ListBullet"/>
+      </w:pPr>
+      <w:r>
+        <w:t>vw_sum_customer_rfm</w:t>
+      </w:r>
+    </w:p>
+    <w:p>
+      <w:pPr>
+        <w:pStyle w:val="ListBullet"/>
+      </w:pPr>
+      <w:r>
+        <w:t>vw_customer_360</w:t>
+      </w:r>
+    </w:p>
+    <w:p>
+      <w:pPr>
+        <w:pStyle w:val="Heading2"/>
+      </w:pPr>
+      <w:r>
+        <w:t>fact_sales_orders (sales_rep_id, order_date_id)</w:t>
+      </w:r>
+    </w:p>
+    <w:p>
+      <w:r>
+        <w:t>Supports rep-based reporting over time.</w:t>
+      </w:r>
+    </w:p>
+    <w:p>
+      <w:r>
+        <w:rPr>
+          <w:b/>
+        </w:rPr>
+        <w:t>Helps with:</w:t>
+      </w:r>
+    </w:p>
+    <w:p>
+      <w:pPr>
+        <w:pStyle w:val="ListBullet"/>
+      </w:pPr>
+      <w:r>
+        <w:t>vw_sum_rep_quota_attainment</w:t>
+      </w:r>
+    </w:p>
+    <w:p>
+      <w:pPr>
+        <w:pStyle w:val="ListBullet"/>
+      </w:pPr>
+      <w:r>
+        <w:t>vw_rep_performance_scorecard</w:t>
       </w:r>
     </w:p>
     <w:p>
@@ -276,66 +209,70 @@
       </w:pPr>
       <w:r>
         <w:lastRenderedPageBreak/>
-        <w:t>3.2 fact_sales_orders (customer_id, order_date_id)</w:t>
+        <w:t>fact_returns (order_line_id)</w:t>
       </w:r>
     </w:p>
     <w:p>
-      <w:pPr>
-        <w:rPr>
-          <w:rFonts w:hint="eastAsia"/>
-        </w:rPr>
-      </w:pPr>
+      <w:r>
+        <w:t>Supports linking return records back to the original sales line.</w:t>
+      </w:r>
+    </w:p>
+    <w:p>
       <w:r>
         <w:rPr>
           <w:b/>
         </w:rPr>
-        <w:t xml:space="preserve">Why this index is recommended </w:t>
-      </w:r>
-      <w:r>
-        <w:t>This supports customer-based reporting and customer history analysis.</w:t>
-      </w:r>
-    </w:p>
-    <w:p>
-      <w:pPr>
-        <w:rPr>
-          <w:rFonts w:hint="eastAsia"/>
-        </w:rPr>
-      </w:pPr>
-      <w:r>
-        <w:rPr>
-          <w:b/>
-        </w:rPr>
-        <w:t xml:space="preserve">Where it helps </w:t>
+        <w:t>Helps with:</w:t>
       </w:r>
     </w:p>
     <w:p>
       <w:pPr>
         <w:pStyle w:val="ListBullet"/>
-        <w:rPr>
-          <w:rFonts w:hint="eastAsia"/>
-        </w:rPr>
       </w:pPr>
       <w:r>
-        <w:t>vw_sum_customer_metrics</w:t>
+        <w:t>vw_base_returns</w:t>
       </w:r>
     </w:p>
     <w:p>
       <w:pPr>
         <w:pStyle w:val="ListBullet"/>
-        <w:rPr>
-          <w:rFonts w:hint="eastAsia"/>
-        </w:rPr>
       </w:pPr>
       <w:r>
-        <w:t>vw_sum_customer_rfm</w:t>
+        <w:t>vw_sum_returns_metrics</w:t>
       </w:r>
     </w:p>
     <w:p>
       <w:pPr>
         <w:pStyle w:val="ListBullet"/>
+      </w:pPr>
+      <w:r>
+        <w:t>vw_returns_analysis</w:t>
+      </w:r>
+    </w:p>
+    <w:p>
+      <w:pPr>
+        <w:pStyle w:val="Heading2"/>
+      </w:pPr>
+      <w:r>
+        <w:t>rep_customer_assignments (customer_id, is_primary, assignment_start_date)</w:t>
+      </w:r>
+    </w:p>
+    <w:p>
+      <w:r>
+        <w:t>Supports resolving the current assigned rep for each customer.</w:t>
+      </w:r>
+    </w:p>
+    <w:p>
+      <w:r>
         <w:rPr>
-          <w:rFonts w:hint="eastAsia"/>
+          <w:b/>
         </w:rPr>
+        <w:t>Helps with:</w:t>
+      </w:r>
+    </w:p>
+    <w:p>
+      <w:pPr>
+        <w:pStyle w:val="ListBullet"/>
       </w:pPr>
       <w:r>
         <w:t>vw_customer_360</w:t>
@@ -343,18 +280,18 @@
     </w:p>
     <w:p>
       <w:pPr>
-        <w:rPr>
-          <w:rFonts w:hint="eastAsia"/>
-        </w:rPr>
+        <w:pStyle w:val="ListBullet"/>
       </w:pPr>
       <w:r>
-        <w:rPr>
-          <w:b/>
-        </w:rPr>
-        <w:t xml:space="preserve">Why it is safe to defend </w:t>
+        <w:t>Rep-Customer Mismatch</w:t>
       </w:r>
+    </w:p>
+    <w:p>
+      <w:pPr>
+        <w:pStyle w:val="ListBullet"/>
+      </w:pPr>
       <w:r>
-        <w:t>Customer reporting often needs order history by customer and date, especially for last order date, frequency, and recent activity.</w:t>
+        <w:t>Customer ownership logic</w:t>
       </w:r>
     </w:p>
     <w:p>
@@ -362,44 +299,25 @@
         <w:pStyle w:val="Heading2"/>
       </w:pPr>
       <w:r>
-        <w:t>3.3 fact_sales_orders (sales_rep_id, order_date_id)</w:t>
+        <w:t>fact_quotas (sales_rep_id, quota_date_id)</w:t>
       </w:r>
     </w:p>
     <w:p>
-      <w:pPr>
-        <w:rPr>
-          <w:rFonts w:hint="eastAsia"/>
-        </w:rPr>
-      </w:pPr>
+      <w:r>
+        <w:t>Supports quota reporting by representative and reporting period.</w:t>
+      </w:r>
+    </w:p>
+    <w:p>
       <w:r>
         <w:rPr>
           <w:b/>
         </w:rPr>
-        <w:t xml:space="preserve">Why this index is recommended </w:t>
-      </w:r>
-      <w:r>
-        <w:t>This supports reporting by sales rep and reporting period.</w:t>
-      </w:r>
-    </w:p>
-    <w:p>
-      <w:pPr>
-        <w:rPr>
-          <w:rFonts w:hint="eastAsia"/>
-        </w:rPr>
-      </w:pPr>
-      <w:r>
-        <w:rPr>
-          <w:b/>
-        </w:rPr>
-        <w:t xml:space="preserve">Where it helps </w:t>
+        <w:t>Helps with:</w:t>
       </w:r>
     </w:p>
     <w:p>
       <w:pPr>
         <w:pStyle w:val="ListBullet"/>
-        <w:rPr>
-          <w:rFonts w:hint="eastAsia"/>
-        </w:rPr>
       </w:pPr>
       <w:r>
         <w:t>vw_sum_rep_quota_attainment</w:t>
@@ -408,9 +326,6 @@
     <w:p>
       <w:pPr>
         <w:pStyle w:val="ListBullet"/>
-        <w:rPr>
-          <w:rFonts w:hint="eastAsia"/>
-        </w:rPr>
       </w:pPr>
       <w:r>
         <w:t>vw_rep_performance_scorecard</w:t>
@@ -418,311 +333,28 @@
     </w:p>
     <w:p>
       <w:pPr>
-        <w:rPr>
-          <w:rFonts w:hint="eastAsia"/>
-        </w:rPr>
+        <w:pStyle w:val="Heading2"/>
       </w:pPr>
+      <w:r>
+        <w:t>dim_date (calendar_year, quarter_number, month_number)</w:t>
+      </w:r>
+    </w:p>
+    <w:p>
+      <w:r>
+        <w:t>Supports monthly, quarterly, and yearly reporting filters.</w:t>
+      </w:r>
+    </w:p>
+    <w:p>
       <w:r>
         <w:rPr>
           <w:b/>
         </w:rPr>
-        <w:t xml:space="preserve">Why it is safe to defend </w:t>
-      </w:r>
-      <w:r>
-        <w:t>Rep performance reporting depends on matching sales activity to representatives over time, so rep and date are an obvious reporting path.</w:t>
-      </w:r>
-    </w:p>
-    <w:p>
-      <w:pPr>
-        <w:pStyle w:val="Heading2"/>
-      </w:pPr>
-      <w:r>
-        <w:t>3.4 fact_returns (order_line_id)</w:t>
-      </w:r>
-    </w:p>
-    <w:p>
-      <w:pPr>
-        <w:rPr>
-          <w:rFonts w:hint="eastAsia"/>
-        </w:rPr>
-      </w:pPr>
-      <w:r>
-        <w:rPr>
-          <w:b/>
-        </w:rPr>
-        <w:t xml:space="preserve">Why this index is recommended </w:t>
-      </w:r>
-      <w:r>
-        <w:t>This supports linking returns back to the original sold order line.</w:t>
-      </w:r>
-    </w:p>
-    <w:p>
-      <w:pPr>
-        <w:rPr>
-          <w:rFonts w:hint="eastAsia"/>
-        </w:rPr>
-      </w:pPr>
-      <w:r>
-        <w:rPr>
-          <w:b/>
-        </w:rPr>
-        <w:t xml:space="preserve">Where it helps </w:t>
+        <w:t>Helps with:</w:t>
       </w:r>
     </w:p>
     <w:p>
       <w:pPr>
         <w:pStyle w:val="ListBullet"/>
-        <w:rPr>
-          <w:rFonts w:hint="eastAsia"/>
-        </w:rPr>
-      </w:pPr>
-      <w:r>
-        <w:t>vw_base_returns</w:t>
-      </w:r>
-    </w:p>
-    <w:p>
-      <w:pPr>
-        <w:pStyle w:val="ListBullet"/>
-        <w:rPr>
-          <w:rFonts w:hint="eastAsia"/>
-        </w:rPr>
-      </w:pPr>
-      <w:r>
-        <w:t>vw_sum_returns_metrics</w:t>
-      </w:r>
-    </w:p>
-    <w:p>
-      <w:pPr>
-        <w:pStyle w:val="ListBullet"/>
-        <w:rPr>
-          <w:rFonts w:hint="eastAsia"/>
-        </w:rPr>
-      </w:pPr>
-      <w:r>
-        <w:t>vw_returns_analysis</w:t>
-      </w:r>
-    </w:p>
-    <w:p>
-      <w:pPr>
-        <w:rPr>
-          <w:rFonts w:hint="eastAsia"/>
-        </w:rPr>
-      </w:pPr>
-      <w:r>
-        <w:rPr>
-          <w:b/>
-        </w:rPr>
-        <w:t xml:space="preserve">Why it is safe to defend </w:t>
-      </w:r>
-      <w:r>
-        <w:t>Return analysis depends on connecting the return record to the original sales detail. That makes order_line_id one of the most natural indexing candidates in the returns table.</w:t>
-      </w:r>
-    </w:p>
-    <w:p>
-      <w:pPr>
-        <w:pStyle w:val="Heading2"/>
-      </w:pPr>
-      <w:r>
-        <w:t>3.5 rep_customer_assignments (customer_id, is_primary, assignment_start_date)</w:t>
-      </w:r>
-    </w:p>
-    <w:p>
-      <w:pPr>
-        <w:rPr>
-          <w:rFonts w:hint="eastAsia"/>
-        </w:rPr>
-      </w:pPr>
-      <w:r>
-        <w:rPr>
-          <w:b/>
-        </w:rPr>
-        <w:t xml:space="preserve">Why this index is recommended </w:t>
-      </w:r>
-      <w:r>
-        <w:t>This supports resolving the current assigned rep for each customer.</w:t>
-      </w:r>
-    </w:p>
-    <w:p>
-      <w:pPr>
-        <w:rPr>
-          <w:rFonts w:hint="eastAsia"/>
-        </w:rPr>
-      </w:pPr>
-      <w:r>
-        <w:rPr>
-          <w:b/>
-        </w:rPr>
-        <w:t xml:space="preserve">Where it helps </w:t>
-      </w:r>
-    </w:p>
-    <w:p>
-      <w:pPr>
-        <w:pStyle w:val="ListBullet"/>
-        <w:rPr>
-          <w:rFonts w:hint="eastAsia"/>
-        </w:rPr>
-      </w:pPr>
-      <w:r>
-        <w:t>vw_customer_360</w:t>
-      </w:r>
-    </w:p>
-    <w:p>
-      <w:pPr>
-        <w:pStyle w:val="ListBullet"/>
-        <w:rPr>
-          <w:rFonts w:hint="eastAsia"/>
-        </w:rPr>
-      </w:pPr>
-      <w:r>
-        <w:t>rep-customer mismatch analysis</w:t>
-      </w:r>
-    </w:p>
-    <w:p>
-      <w:pPr>
-        <w:pStyle w:val="ListBullet"/>
-        <w:rPr>
-          <w:rFonts w:hint="eastAsia"/>
-        </w:rPr>
-      </w:pPr>
-      <w:r>
-        <w:t>customer ownership logic</w:t>
-      </w:r>
-    </w:p>
-    <w:p>
-      <w:pPr>
-        <w:rPr>
-          <w:rFonts w:hint="eastAsia"/>
-        </w:rPr>
-      </w:pPr>
-      <w:r>
-        <w:rPr>
-          <w:b/>
-        </w:rPr>
-        <w:t xml:space="preserve">Why it is safe to defend </w:t>
-      </w:r>
-      <w:r>
-        <w:t>Customer ownership is part of the reporting layer, and this table stores assignment history over time. A customer-based index with the primary flag and start date helps find the most relevant assignment row.</w:t>
-      </w:r>
-    </w:p>
-    <w:p>
-      <w:pPr>
-        <w:pStyle w:val="Heading2"/>
-      </w:pPr>
-      <w:r>
-        <w:t>3.6 fact_quotas (sales_rep_id, quota_date_id)</w:t>
-      </w:r>
-    </w:p>
-    <w:p>
-      <w:pPr>
-        <w:rPr>
-          <w:rFonts w:hint="eastAsia"/>
-        </w:rPr>
-      </w:pPr>
-      <w:r>
-        <w:rPr>
-          <w:b/>
-        </w:rPr>
-        <w:t xml:space="preserve">Why this index is recommended </w:t>
-      </w:r>
-      <w:r>
-        <w:t>This supports quota lookup by representative and reporting period.</w:t>
-      </w:r>
-    </w:p>
-    <w:p>
-      <w:pPr>
-        <w:rPr>
-          <w:rFonts w:hint="eastAsia"/>
-        </w:rPr>
-      </w:pPr>
-      <w:r>
-        <w:rPr>
-          <w:b/>
-        </w:rPr>
-        <w:lastRenderedPageBreak/>
-        <w:t xml:space="preserve">Where it helps </w:t>
-      </w:r>
-    </w:p>
-    <w:p>
-      <w:pPr>
-        <w:pStyle w:val="ListBullet"/>
-        <w:rPr>
-          <w:rFonts w:hint="eastAsia"/>
-        </w:rPr>
-      </w:pPr>
-      <w:r>
-        <w:t>vw_sum_rep_quota_attainment</w:t>
-      </w:r>
-    </w:p>
-    <w:p>
-      <w:pPr>
-        <w:pStyle w:val="ListBullet"/>
-        <w:rPr>
-          <w:rFonts w:hint="eastAsia"/>
-        </w:rPr>
-      </w:pPr>
-      <w:r>
-        <w:t>vw_rep_performance_scorecard</w:t>
-      </w:r>
-    </w:p>
-    <w:p>
-      <w:pPr>
-        <w:rPr>
-          <w:rFonts w:hint="eastAsia"/>
-        </w:rPr>
-      </w:pPr>
-      <w:r>
-        <w:rPr>
-          <w:b/>
-        </w:rPr>
-        <w:t xml:space="preserve">Why it is safe to defend </w:t>
-      </w:r>
-      <w:r>
-        <w:t>Quota reporting is built around rep-period logic, so rep and period are the most direct access path.</w:t>
-      </w:r>
-    </w:p>
-    <w:p>
-      <w:pPr>
-        <w:pStyle w:val="Heading2"/>
-      </w:pPr>
-      <w:r>
-        <w:t>3.7 dim_date (calendar_year, quarter_number, month_number)</w:t>
-      </w:r>
-    </w:p>
-    <w:p>
-      <w:pPr>
-        <w:rPr>
-          <w:rFonts w:hint="eastAsia"/>
-        </w:rPr>
-      </w:pPr>
-      <w:r>
-        <w:rPr>
-          <w:b/>
-        </w:rPr>
-        <w:t xml:space="preserve">Why this index is recommended </w:t>
-      </w:r>
-      <w:r>
-        <w:t>This supports date slicing for monthly, quarterly, and year-based reporting.</w:t>
-      </w:r>
-    </w:p>
-    <w:p>
-      <w:pPr>
-        <w:rPr>
-          <w:rFonts w:hint="eastAsia"/>
-        </w:rPr>
-      </w:pPr>
-      <w:r>
-        <w:rPr>
-          <w:b/>
-        </w:rPr>
-        <w:t xml:space="preserve">Where it helps </w:t>
-      </w:r>
-    </w:p>
-    <w:p>
-      <w:pPr>
-        <w:pStyle w:val="ListBullet"/>
-        <w:rPr>
-          <w:rFonts w:hint="eastAsia"/>
-        </w:rPr>
       </w:pPr>
       <w:r>
         <w:t>vw_monthly_trend</w:t>
@@ -731,9 +363,6 @@
     <w:p>
       <w:pPr>
         <w:pStyle w:val="ListBullet"/>
-        <w:rPr>
-          <w:rFonts w:hint="eastAsia"/>
-        </w:rPr>
       </w:pPr>
       <w:r>
         <w:t>vw_rep_performance_scorecard</w:t>
@@ -742,35 +371,14 @@
     <w:p>
       <w:pPr>
         <w:pStyle w:val="ListBullet"/>
-        <w:rPr>
-          <w:rFonts w:hint="eastAsia"/>
-        </w:rPr>
       </w:pPr>
       <w:r>
         <w:t>vw_sales_executive_summary</w:t>
       </w:r>
     </w:p>
-    <w:p>
-      <w:pPr>
-        <w:pStyle w:val="ListBullet"/>
-        <w:rPr>
-          <w:rFonts w:hint="eastAsia"/>
-        </w:rPr>
-      </w:pPr>
-      <w:r>
-        <w:t>other period-based summaries</w:t>
-      </w:r>
-    </w:p>
-    <w:p>
-      <w:pPr>
-        <w:rPr>
-          <w:rFonts w:hint="eastAsia"/>
-        </w:rPr>
-      </w:pPr>
-    </w:p>
     <w:sectPr>
       <w:pgSz w:w="12240" w:h="15840"/>
-      <w:pgMar w:top="1152" w:right="1296" w:bottom="1152" w:left="1296" w:header="720" w:footer="720" w:gutter="0"/>
+      <w:pgMar w:top="1152" w:right="1152" w:bottom="1152" w:left="1152" w:header="720" w:footer="720" w:gutter="0"/>
       <w:cols w:space="720"/>
       <w:docGrid w:linePitch="360"/>
     </w:sectPr>
@@ -951,31 +559,31 @@
       </w:rPr>
     </w:lvl>
   </w:abstractNum>
-  <w:num w:numId="1" w16cid:durableId="152524812">
+  <w:num w:numId="1" w16cid:durableId="148906216">
     <w:abstractNumId w:val="8"/>
   </w:num>
-  <w:num w:numId="2" w16cid:durableId="359210264">
+  <w:num w:numId="2" w16cid:durableId="509294658">
     <w:abstractNumId w:val="6"/>
   </w:num>
-  <w:num w:numId="3" w16cid:durableId="1999531958">
+  <w:num w:numId="3" w16cid:durableId="445471234">
     <w:abstractNumId w:val="5"/>
   </w:num>
-  <w:num w:numId="4" w16cid:durableId="430711108">
+  <w:num w:numId="4" w16cid:durableId="175114477">
     <w:abstractNumId w:val="4"/>
   </w:num>
-  <w:num w:numId="5" w16cid:durableId="389815424">
+  <w:num w:numId="5" w16cid:durableId="641270852">
     <w:abstractNumId w:val="7"/>
   </w:num>
-  <w:num w:numId="6" w16cid:durableId="1977566784">
+  <w:num w:numId="6" w16cid:durableId="1428426579">
     <w:abstractNumId w:val="3"/>
   </w:num>
-  <w:num w:numId="7" w16cid:durableId="355811529">
+  <w:num w:numId="7" w16cid:durableId="569389663">
     <w:abstractNumId w:val="2"/>
   </w:num>
-  <w:num w:numId="8" w16cid:durableId="1966963258">
+  <w:num w:numId="8" w16cid:durableId="1283808189">
     <w:abstractNumId w:val="1"/>
   </w:num>
-  <w:num w:numId="9" w16cid:durableId="2017415510">
+  <w:num w:numId="9" w16cid:durableId="561062147">
     <w:abstractNumId w:val="0"/>
   </w:num>
 </w:numbering>
@@ -1372,7 +980,7 @@
     <w:qFormat/>
     <w:rsid w:val="00FC693F"/>
     <w:rPr>
-      <w:rFonts w:ascii="Aptos" w:hAnsi="Aptos"/>
+      <w:rFonts w:ascii="Arial" w:hAnsi="Arial"/>
       <w:sz w:val="21"/>
     </w:rPr>
   </w:style>
@@ -1725,6 +1333,7 @@
     </w:pPr>
     <w:rPr>
       <w:rFonts w:asciiTheme="majorHAnsi" w:eastAsiaTheme="majorEastAsia" w:hAnsiTheme="majorHAnsi" w:cstheme="majorBidi"/>
+      <w:b/>
       <w:color w:val="17365D" w:themeColor="text2" w:themeShade="BF"/>
       <w:spacing w:val="5"/>
       <w:kern w:val="28"/>
